--- a/docs/omatsuri/submit/omatsuri_01_sanka_ikou_moushide.docx
+++ b/docs/omatsuri/submit/omatsuri_01_sanka_ikou_moushide.docx
@@ -150,7 +150,7 @@
           <w:kern w:val="0"/>
           <w:sz w:val="24"/>
         </w:rPr>
-        <w:t xml:space="preserve">　東京都渋谷区神宮前6-18-10 海老名ビル4F</w:t>
+        <w:t xml:space="preserve">　〒150-0001　東京都渋谷区神宮前6-18-10　海老名ビル4F</w:t>
       </w:r>
     </w:p>
     <w:p>
@@ -624,7 +624,7 @@
           <w:sz w:val="24"/>
           <w:lang w:eastAsia="zh-TW"/>
         </w:rPr>
-        <w:t xml:space="preserve">所属　</w:t>
+        <w:t>所属　一般社団法人ジャパンプロモーション</w:t>
       </w:r>
     </w:p>
     <w:p>
@@ -640,7 +640,7 @@
           <w:rFonts w:asciiTheme="minorEastAsia" w:hAnsiTheme="minorEastAsia" w:hint="eastAsia"/>
           <w:sz w:val="24"/>
         </w:rPr>
-        <w:t xml:space="preserve">担当　</w:t>
+        <w:t>担当　代表理事　生島　儀尊</w:t>
       </w:r>
     </w:p>
     <w:p>
@@ -656,7 +656,7 @@
           <w:rFonts w:asciiTheme="minorEastAsia" w:hAnsiTheme="minorEastAsia" w:hint="eastAsia"/>
           <w:sz w:val="24"/>
         </w:rPr>
-        <w:t xml:space="preserve">電話　</w:t>
+        <w:t>電話　03-5766-2450</w:t>
       </w:r>
     </w:p>
     <w:p>
@@ -693,7 +693,7 @@
           <w:rFonts w:ascii="ＭＳ 明朝" w:hAnsi="ＭＳ 明朝" w:hint="eastAsia"/>
           <w:sz w:val="24"/>
         </w:rPr>
-        <w:t xml:space="preserve">　</w:t>
+        <w:t xml:space="preserve">　ikushima@japanpromotion.org</w:t>
       </w:r>
     </w:p>
     <w:p>

--- a/docs/omatsuri/submit/omatsuri_01_sanka_ikou_moushide.docx
+++ b/docs/omatsuri/submit/omatsuri_01_sanka_ikou_moushide.docx
@@ -95,7 +95,7 @@
           <w:rFonts w:ascii="ＭＳ 明朝" w:hAnsi="ＭＳ 明朝" w:hint="eastAsia"/>
           <w:sz w:val="24"/>
         </w:rPr>
-        <w:t>事務総長・代表理事　河村　正人</w:t>
+        <w:t>事務総長・代表理事　河村　正人　様</w:t>
       </w:r>
     </w:p>
     <w:p>
@@ -118,12 +118,12 @@
     </w:p>
     <w:p>
       <w:pPr>
-        <w:ind w:leftChars="1900" w:left="3990"/>
         <w:jc w:val="left"/>
         <w:rPr>
           <w:rFonts w:ascii="ＭＳ 明朝" w:hAnsi="ＭＳ 明朝"/>
           <w:sz w:val="24"/>
         </w:rPr>
+        <w:ind w:left="1800" w:leftChars="0" w:firstLine="0" w:firstLineChars="0"/>
       </w:pPr>
       <w:r>
         <w:rPr>
@@ -150,20 +150,28 @@
           <w:kern w:val="0"/>
           <w:sz w:val="24"/>
         </w:rPr>
-        <w:t xml:space="preserve">　〒150-0001　東京都渋谷区神宮前6-18-10　海老名ビル4F</w:t>
-      </w:r>
-    </w:p>
-    <w:p>
-      <w:pPr>
-        <w:ind w:leftChars="1900" w:left="3990"/>
-        <w:rPr>
-          <w:rFonts w:ascii="ＭＳ 明朝" w:hAnsi="ＭＳ 明朝"/>
-          <w:sz w:val="24"/>
-        </w:rPr>
-      </w:pPr>
+        <w:t xml:space="preserve">　</w:t>
+      </w:r>
       <w:r>
         <w:rPr>
           <w:rFonts w:ascii="ＭＳ 明朝" w:hAnsi="ＭＳ 明朝" w:hint="eastAsia"/>
+          <w:kern w:val="0"/>
+          <w:sz w:val="24"/>
+        </w:rPr>
+        <w:t xml:space="preserve">〒150-0001　東京都渋谷区神宮前6-18-10　海老名ビル4F</w:t>
+      </w:r>
+    </w:p>
+    <w:p>
+      <w:pPr>
+        <w:rPr>
+          <w:rFonts w:ascii="ＭＳ 明朝" w:hAnsi="ＭＳ 明朝"/>
+          <w:sz w:val="24"/>
+        </w:rPr>
+        <w:ind w:left="1800" w:leftChars="0" w:firstLine="0" w:firstLineChars="0"/>
+      </w:pPr>
+      <w:r>
+        <w:rPr>
+          <w:rFonts w:ascii="ＭＳ 明朝" w:hAnsi="ＭＳ 明朝" w:hint="eastAsia"/>
           <w:sz w:val="24"/>
         </w:rPr>
         <w:t>商号又は名称</w:t>
@@ -173,17 +181,24 @@
           <w:rFonts w:ascii="ＭＳ 明朝" w:hAnsi="ＭＳ 明朝" w:hint="eastAsia"/>
           <w:sz w:val="24"/>
         </w:rPr>
-        <w:t xml:space="preserve">　一般社団法人ジャパンプロモーション</w:t>
-      </w:r>
-    </w:p>
-    <w:p>
-      <w:pPr>
-        <w:ind w:leftChars="1900" w:left="3990"/>
+        <w:t xml:space="preserve">　</w:t>
+      </w:r>
+      <w:r>
+        <w:rPr>
+          <w:rFonts w:ascii="ＭＳ 明朝" w:hAnsi="ＭＳ 明朝" w:hint="eastAsia"/>
+          <w:sz w:val="24"/>
+        </w:rPr>
+        <w:t xml:space="preserve">一般社団法人ジャパンプロモーション</w:t>
+      </w:r>
+    </w:p>
+    <w:p>
+      <w:pPr>
         <w:rPr>
           <w:rFonts w:ascii="ＭＳ 明朝" w:hAnsi="ＭＳ 明朝"/>
           <w:sz w:val="24"/>
           <w:lang w:eastAsia="zh-TW"/>
         </w:rPr>
+        <w:ind w:left="1800" w:leftChars="0" w:firstLine="0" w:firstLineChars="0"/>
       </w:pPr>
       <w:r>
         <w:rPr>
@@ -593,12 +608,12 @@
     </w:p>
     <w:p>
       <w:pPr>
-        <w:ind w:leftChars="2200" w:left="4620"/>
         <w:rPr>
           <w:rFonts w:asciiTheme="minorEastAsia" w:hAnsiTheme="minorEastAsia"/>
           <w:sz w:val="24"/>
           <w:lang w:eastAsia="zh-TW"/>
         </w:rPr>
+        <w:ind w:left="3000" w:leftChars="0" w:firstLine="0" w:firstLineChars="0"/>
       </w:pPr>
       <w:r>
         <w:rPr>
@@ -611,12 +626,12 @@
     </w:p>
     <w:p>
       <w:pPr>
-        <w:ind w:leftChars="2300" w:left="4830"/>
         <w:rPr>
           <w:rFonts w:asciiTheme="minorEastAsia" w:hAnsiTheme="minorEastAsia"/>
           <w:sz w:val="24"/>
           <w:lang w:eastAsia="zh-TW"/>
         </w:rPr>
+        <w:ind w:left="3200" w:leftChars="0" w:firstLine="0" w:firstLineChars="0"/>
       </w:pPr>
       <w:r>
         <w:rPr>
@@ -624,48 +639,70 @@
           <w:sz w:val="24"/>
           <w:lang w:eastAsia="zh-TW"/>
         </w:rPr>
-        <w:t>所属　一般社団法人ジャパンプロモーション</w:t>
-      </w:r>
-    </w:p>
-    <w:p>
-      <w:pPr>
-        <w:ind w:leftChars="2300" w:left="4830"/>
+        <w:t xml:space="preserve">所属　</w:t>
+      </w:r>
+      <w:r>
+        <w:rPr>
+          <w:rFonts w:asciiTheme="minorEastAsia" w:hAnsiTheme="minorEastAsia" w:hint="eastAsia"/>
+          <w:sz w:val="24"/>
+          <w:lang w:eastAsia="zh-TW"/>
+        </w:rPr>
+        <w:t xml:space="preserve">一般社団法人ジャパンプロモーション</w:t>
+      </w:r>
+    </w:p>
+    <w:p>
+      <w:pPr>
         <w:rPr>
           <w:rFonts w:asciiTheme="minorEastAsia" w:hAnsiTheme="minorEastAsia"/>
           <w:sz w:val="24"/>
         </w:rPr>
+        <w:ind w:left="3200" w:leftChars="0" w:firstLine="0" w:firstLineChars="0"/>
       </w:pPr>
       <w:r>
         <w:rPr>
           <w:rFonts w:asciiTheme="minorEastAsia" w:hAnsiTheme="minorEastAsia" w:hint="eastAsia"/>
           <w:sz w:val="24"/>
         </w:rPr>
-        <w:t>担当　代表理事　生島　儀尊</w:t>
-      </w:r>
-    </w:p>
-    <w:p>
-      <w:pPr>
-        <w:ind w:leftChars="2300" w:left="4830"/>
+        <w:t xml:space="preserve">担当　</w:t>
+      </w:r>
+      <w:r>
+        <w:rPr>
+          <w:rFonts w:asciiTheme="minorEastAsia" w:hAnsiTheme="minorEastAsia" w:hint="eastAsia"/>
+          <w:sz w:val="24"/>
+        </w:rPr>
+        <w:t xml:space="preserve">代表理事　生島　儀尊</w:t>
+      </w:r>
+    </w:p>
+    <w:p>
+      <w:pPr>
         <w:rPr>
           <w:rFonts w:asciiTheme="minorEastAsia" w:hAnsiTheme="minorEastAsia"/>
           <w:sz w:val="24"/>
         </w:rPr>
+        <w:ind w:left="3200" w:leftChars="0" w:firstLine="0" w:firstLineChars="0"/>
       </w:pPr>
       <w:r>
         <w:rPr>
           <w:rFonts w:asciiTheme="minorEastAsia" w:hAnsiTheme="minorEastAsia" w:hint="eastAsia"/>
           <w:sz w:val="24"/>
         </w:rPr>
-        <w:t>電話　03-5766-2450</w:t>
-      </w:r>
-    </w:p>
-    <w:p>
-      <w:pPr>
-        <w:ind w:leftChars="2300" w:left="4830"/>
-        <w:rPr>
-          <w:rFonts w:ascii="ＭＳ 明朝" w:hAnsi="ＭＳ 明朝"/>
-          <w:sz w:val="24"/>
-        </w:rPr>
+        <w:t xml:space="preserve">電話　</w:t>
+      </w:r>
+      <w:r>
+        <w:rPr>
+          <w:rFonts w:asciiTheme="minorEastAsia" w:hAnsiTheme="minorEastAsia" w:hint="eastAsia"/>
+          <w:sz w:val="24"/>
+        </w:rPr>
+        <w:t xml:space="preserve">03-5766-2450</w:t>
+      </w:r>
+    </w:p>
+    <w:p>
+      <w:pPr>
+        <w:rPr>
+          <w:rFonts w:ascii="ＭＳ 明朝" w:hAnsi="ＭＳ 明朝"/>
+          <w:sz w:val="24"/>
+        </w:rPr>
+        <w:ind w:left="3200" w:leftChars="0" w:firstLine="0" w:firstLineChars="0"/>
       </w:pPr>
       <w:r>
         <w:rPr>
@@ -693,7 +730,14 @@
           <w:rFonts w:ascii="ＭＳ 明朝" w:hAnsi="ＭＳ 明朝" w:hint="eastAsia"/>
           <w:sz w:val="24"/>
         </w:rPr>
-        <w:t xml:space="preserve">　ikushima@japanpromotion.org</w:t>
+        <w:t xml:space="preserve">　</w:t>
+      </w:r>
+      <w:r>
+        <w:rPr>
+          <w:rFonts w:ascii="ＭＳ 明朝" w:hAnsi="ＭＳ 明朝" w:hint="eastAsia"/>
+          <w:sz w:val="24"/>
+        </w:rPr>
+        <w:t xml:space="preserve">ikushima@japanpromotion.org</w:t>
       </w:r>
     </w:p>
     <w:p>
@@ -705,12 +749,11 @@
       </w:pPr>
     </w:p>
     <w:sectPr>
-      <w:headerReference w:type="default" r:id="rId10"/>
-      <w:footerReference w:type="default" r:id="rId11"/>
+      <w:footerReference w:type="default" r:id="rId8"/>
       <w:pgSz w:w="11906" w:h="16838" w:code="9"/>
-      <w:pgMar w:top="1418" w:right="1418" w:bottom="1418" w:left="1418" w:header="851" w:footer="624" w:gutter="0"/>
+      <w:pgMar w:top="1134" w:right="1134" w:bottom="851" w:left="1134" w:header="397" w:footer="567" w:gutter="0"/>
       <w:cols w:space="425"/>
-      <w:docGrid w:type="linesAndChars" w:linePitch="350" w:charSpace="3430"/>
+      <w:docGrid w:type="lines" w:linePitch="353"/>
     </w:sectPr>
   </w:body>
 </w:document>
